--- a/mes11/ingles/index.docx
+++ b/mes11/ingles/index.docx
@@ -23,6 +23,7 @@
           <w:sz w:val="44"/>
           <w:szCs w:val="44"/>
         </w:rPr>
+        <w:t xml:space="preserve">Documento escrito </w:t>
       </w:r>
     </w:p>
     <w:p>
@@ -46,27 +47,7 @@
           <w:sz w:val="44"/>
           <w:szCs w:val="44"/>
         </w:rPr>
-        <w:t>Personal Sta</w:t>
-      </w:r>
-      <w:r>
-        <w:rPr>
-          <w:rFonts w:ascii="Adwaita Sans" w:hAnsi="Adwaita Sans"/>
-          <w:b/>
-          <w:bCs/>
-          <w:sz w:val="44"/>
-          <w:szCs w:val="44"/>
-        </w:rPr>
-        <w:t>te</w:t>
-      </w:r>
-      <w:r>
-        <w:rPr>
-          <w:rFonts w:ascii="Adwaita Sans" w:hAnsi="Adwaita Sans"/>
-          <w:b/>
-          <w:bCs/>
-          <w:sz w:val="44"/>
-          <w:szCs w:val="44"/>
-        </w:rPr>
-        <w:t>ment</w:t>
+        <w:t>GA6-240202501-AA1-EV01</w:t>
       </w:r>
     </w:p>
     <w:p>
@@ -90,13 +71,9 @@
           <w:sz w:val="44"/>
           <w:szCs w:val="44"/>
         </w:rPr>
-      </w:r>
-    </w:p>
-    <w:p>
-      <w:pPr>
-        <w:pStyle w:val="BodyText"/>
-        <w:spacing w:before="240" w:after="120"/>
-        <w:jc w:val="center"/>
+        <w:t>Personal Sta</w:t>
+      </w:r>
+      <w:r>
         <w:rPr>
           <w:rFonts w:ascii="Adwaita Sans" w:hAnsi="Adwaita Sans"/>
           <w:b/>
@@ -104,7 +81,8 @@
           <w:sz w:val="44"/>
           <w:szCs w:val="44"/>
         </w:rPr>
-      </w:pPr>
+        <w:t>te</w:t>
+      </w:r>
       <w:r>
         <w:rPr>
           <w:rFonts w:ascii="Adwaita Sans" w:hAnsi="Adwaita Sans"/>
@@ -113,6 +91,7 @@
           <w:sz w:val="44"/>
           <w:szCs w:val="44"/>
         </w:rPr>
+        <w:t>ment</w:t>
       </w:r>
     </w:p>
     <w:p>
@@ -306,12 +285,15 @@
           <w:rFonts w:ascii="Adwaita Sans" w:hAnsi="Adwaita Sans"/>
         </w:rPr>
       </w:pPr>
+      <w:bookmarkStart w:id="2" w:name="docs-internal-guid-255404e9-7fff-4a4b-60"/>
+      <w:bookmarkEnd w:id="2"/>
       <w:r>
         <w:rPr>
           <w:rFonts w:ascii="Adwaita Sans" w:hAnsi="Adwaita Sans"/>
           <w:sz w:val="44"/>
           <w:szCs w:val="44"/>
         </w:rPr>
+        <w:t>Isidro J Gallardo Navarro</w:t>
       </w:r>
     </w:p>
     <w:p>
@@ -342,39 +324,6 @@
           <w:sz w:val="44"/>
           <w:szCs w:val="44"/>
         </w:rPr>
-      </w:r>
-    </w:p>
-    <w:p>
-      <w:pPr>
-        <w:pStyle w:val="Title"/>
-        <w:rPr>
-          <w:rFonts w:ascii="Adwaita Sans" w:hAnsi="Adwaita Sans"/>
-        </w:rPr>
-      </w:pPr>
-      <w:bookmarkStart w:id="2" w:name="docs-internal-guid-255404e9-7fff-4a4b-60"/>
-      <w:bookmarkEnd w:id="2"/>
-      <w:r>
-        <w:rPr>
-          <w:rFonts w:ascii="Adwaita Sans" w:hAnsi="Adwaita Sans"/>
-          <w:sz w:val="44"/>
-          <w:szCs w:val="44"/>
-        </w:rPr>
-        <w:t>Isidro J Gallardo Navarro</w:t>
-      </w:r>
-    </w:p>
-    <w:p>
-      <w:pPr>
-        <w:pStyle w:val="Title"/>
-        <w:rPr>
-          <w:rFonts w:ascii="Adwaita Sans" w:hAnsi="Adwaita Sans"/>
-        </w:rPr>
-      </w:pPr>
-      <w:r>
-        <w:rPr>
-          <w:rFonts w:ascii="Adwaita Sans" w:hAnsi="Adwaita Sans"/>
-          <w:sz w:val="44"/>
-          <w:szCs w:val="44"/>
-        </w:rPr>
         <w:t>Programa:</w:t>
       </w:r>
     </w:p>
@@ -398,7 +347,6 @@
           <w:sz w:val="36"/>
           <w:szCs w:val="36"/>
         </w:rPr>
-        <w:t>ADSO</w:t>
       </w:r>
     </w:p>
     <w:p>
@@ -421,15 +369,102 @@
           <w:sz w:val="36"/>
           <w:szCs w:val="36"/>
         </w:rPr>
+        <w:t>ADSO</w:t>
+      </w:r>
+    </w:p>
+    <w:p>
+      <w:pPr>
+        <w:pStyle w:val="BodyText"/>
+        <w:jc w:val="center"/>
+        <w:rPr>
+          <w:rFonts w:ascii="Adwaita Sans" w:hAnsi="Adwaita Sans"/>
+          <w:b/>
+          <w:bCs/>
+          <w:sz w:val="36"/>
+          <w:szCs w:val="36"/>
+        </w:rPr>
+      </w:pPr>
+      <w:r>
+        <w:rPr>
+          <w:rFonts w:ascii="Adwaita Sans" w:hAnsi="Adwaita Sans"/>
+          <w:b/>
+          <w:bCs/>
+          <w:sz w:val="36"/>
+          <w:szCs w:val="36"/>
+        </w:rPr>
+      </w:r>
+    </w:p>
+    <w:p>
+      <w:pPr>
+        <w:pStyle w:val="BodyText"/>
+        <w:jc w:val="center"/>
+        <w:rPr>
+          <w:rFonts w:ascii="Adwaita Sans" w:hAnsi="Adwaita Sans"/>
+          <w:b/>
+          <w:bCs/>
+          <w:sz w:val="36"/>
+          <w:szCs w:val="36"/>
+        </w:rPr>
+      </w:pPr>
+      <w:r>
+        <w:rPr>
+          <w:rFonts w:ascii="Adwaita Sans" w:hAnsi="Adwaita Sans"/>
+          <w:b/>
+          <w:bCs/>
+          <w:sz w:val="36"/>
+          <w:szCs w:val="36"/>
+        </w:rPr>
+        <w:t>Ficha:</w:t>
+      </w:r>
+    </w:p>
+    <w:p>
+      <w:pPr>
+        <w:pStyle w:val="BodyText"/>
+        <w:jc w:val="center"/>
+        <w:rPr>
+          <w:rFonts w:ascii="Adwaita Sans" w:hAnsi="Adwaita Sans"/>
+          <w:b/>
+          <w:bCs/>
+          <w:sz w:val="36"/>
+          <w:szCs w:val="36"/>
+        </w:rPr>
+      </w:pPr>
+      <w:r>
+        <w:rPr>
+          <w:rFonts w:ascii="Adwaita Sans" w:hAnsi="Adwaita Sans"/>
+          <w:b/>
+          <w:bCs/>
+          <w:sz w:val="36"/>
+          <w:szCs w:val="36"/>
+        </w:rPr>
+        <w:t>3070299</w:t>
+        <w:br/>
+      </w:r>
+    </w:p>
+    <w:p>
+      <w:pPr>
+        <w:pStyle w:val="BodyText"/>
+        <w:jc w:val="center"/>
+        <w:rPr>
+          <w:rFonts w:ascii="Adwaita Sans" w:hAnsi="Adwaita Sans"/>
+          <w:b/>
+          <w:bCs/>
+          <w:sz w:val="36"/>
+          <w:szCs w:val="36"/>
+        </w:rPr>
+      </w:pPr>
+      <w:r>
+        <w:rPr>
+          <w:rFonts w:ascii="Adwaita Sans" w:hAnsi="Adwaita Sans"/>
+          <w:b/>
+          <w:bCs/>
+          <w:sz w:val="36"/>
+          <w:szCs w:val="36"/>
+        </w:rPr>
         <w:t xml:space="preserve">Transversal : </w:t>
         <w:br/>
-        <w:t>Ingles</w:t>
-      </w:r>
-    </w:p>
-    <w:p>
-      <w:pPr>
-        <w:pStyle w:val="Title"/>
-        <w:jc w:val="center"/>
+      </w:r>
+      <w:r>
         <w:rPr>
           <w:rFonts w:ascii="Adwaita Sans" w:hAnsi="Adwaita Sans"/>
           <w:b/>
@@ -437,15 +472,7 @@
           <w:sz w:val="36"/>
           <w:szCs w:val="36"/>
         </w:rPr>
-      </w:pPr>
-      <w:r>
-        <w:rPr>
-          <w:rFonts w:ascii="Adwaita Sans" w:hAnsi="Adwaita Sans"/>
-          <w:b/>
-          <w:bCs/>
-          <w:sz w:val="36"/>
-          <w:szCs w:val="36"/>
-        </w:rPr>
+        <w:t>English</w:t>
       </w:r>
     </w:p>
     <w:p>
@@ -546,11 +573,883 @@
       <w:pPr>
         <w:pStyle w:val="Normal"/>
         <w:bidi w:val="0"/>
+        <w:jc w:val="center"/>
+        <w:rPr>
+          <w:b/>
+          <w:bCs/>
+          <w:sz w:val="28"/>
+          <w:szCs w:val="28"/>
+        </w:rPr>
+      </w:pPr>
+      <w:r>
+        <w:rPr>
+          <w:b/>
+          <w:bCs/>
+          <w:sz w:val="28"/>
+          <w:szCs w:val="28"/>
+        </w:rPr>
+        <w:t xml:space="preserve">Personal </w:t>
+      </w:r>
+      <w:r>
+        <w:rPr>
+          <w:b/>
+          <w:bCs/>
+          <w:sz w:val="28"/>
+          <w:szCs w:val="28"/>
+        </w:rPr>
+        <w:t>S</w:t>
+      </w:r>
+      <w:r>
+        <w:rPr>
+          <w:b/>
+          <w:bCs/>
+          <w:sz w:val="28"/>
+          <w:szCs w:val="28"/>
+        </w:rPr>
+        <w:t>tatement</w:t>
+      </w:r>
+    </w:p>
+    <w:p>
+      <w:pPr>
+        <w:pStyle w:val="Normal"/>
+        <w:bidi w:val="0"/>
         <w:jc w:val="start"/>
         <w:rPr/>
       </w:pPr>
       <w:r>
         <w:rPr/>
+      </w:r>
+    </w:p>
+    <w:p>
+      <w:pPr>
+        <w:pStyle w:val="Normal"/>
+        <w:bidi w:val="0"/>
+        <w:jc w:val="start"/>
+        <w:rPr>
+          <w:b/>
+          <w:bCs/>
+          <w:sz w:val="22"/>
+          <w:szCs w:val="22"/>
+        </w:rPr>
+      </w:pPr>
+      <w:r>
+        <w:rPr>
+          <w:b/>
+          <w:bCs/>
+          <w:sz w:val="22"/>
+          <w:szCs w:val="22"/>
+        </w:rPr>
+        <w:t>Who I Am?</w:t>
+      </w:r>
+    </w:p>
+    <w:p>
+      <w:pPr>
+        <w:pStyle w:val="Normal"/>
+        <w:bidi w:val="0"/>
+        <w:jc w:val="both"/>
+        <w:rPr>
+          <w:sz w:val="22"/>
+          <w:szCs w:val="22"/>
+        </w:rPr>
+      </w:pPr>
+      <w:r>
+        <w:rPr>
+          <w:sz w:val="22"/>
+          <w:szCs w:val="22"/>
+        </w:rPr>
+        <w:t>I am a dedicated sales technician with a strong background in customer service and networking, currently  transitioning into the software development field. My journey in the commercial sector, where I spent several years working whit a data base management company. This experience sparked my interest in the world of data and tec</w:t>
+      </w:r>
+      <w:r>
+        <w:rPr>
+          <w:sz w:val="22"/>
+          <w:szCs w:val="22"/>
+        </w:rPr>
+        <w:t>h</w:t>
+      </w:r>
+      <w:r>
+        <w:rPr>
+          <w:sz w:val="22"/>
+          <w:szCs w:val="22"/>
+        </w:rPr>
+        <w:t>nology, leading me to purse a career in software development. Since 2021, I have been actively studying progra</w:t>
+      </w:r>
+      <w:r>
+        <w:rPr>
+          <w:sz w:val="22"/>
+          <w:szCs w:val="22"/>
+        </w:rPr>
+        <w:t>m</w:t>
+      </w:r>
+      <w:r>
+        <w:rPr>
+          <w:sz w:val="22"/>
+          <w:szCs w:val="22"/>
+        </w:rPr>
+        <w:t>ming languages and software development principles, and I am currently halfway through my technology degree in software Analysis and Development.</w:t>
+      </w:r>
+    </w:p>
+    <w:p>
+      <w:pPr>
+        <w:pStyle w:val="Normal"/>
+        <w:bidi w:val="0"/>
+        <w:jc w:val="both"/>
+        <w:rPr>
+          <w:sz w:val="22"/>
+          <w:szCs w:val="22"/>
+        </w:rPr>
+      </w:pPr>
+      <w:r>
+        <w:rPr>
+          <w:sz w:val="22"/>
+          <w:szCs w:val="22"/>
+        </w:rPr>
+      </w:r>
+    </w:p>
+    <w:p>
+      <w:pPr>
+        <w:pStyle w:val="Normal"/>
+        <w:bidi w:val="0"/>
+        <w:jc w:val="both"/>
+        <w:rPr>
+          <w:b/>
+          <w:bCs/>
+          <w:sz w:val="22"/>
+          <w:szCs w:val="22"/>
+        </w:rPr>
+      </w:pPr>
+      <w:r>
+        <w:rPr>
+          <w:b/>
+          <w:bCs/>
+          <w:sz w:val="22"/>
+          <w:szCs w:val="22"/>
+        </w:rPr>
+        <w:t>Personal Background and Experience</w:t>
+      </w:r>
+    </w:p>
+    <w:p>
+      <w:pPr>
+        <w:pStyle w:val="Normal"/>
+        <w:bidi w:val="0"/>
+        <w:jc w:val="both"/>
+        <w:rPr>
+          <w:sz w:val="22"/>
+          <w:szCs w:val="22"/>
+        </w:rPr>
+      </w:pPr>
+      <w:r>
+        <w:rPr>
+          <w:sz w:val="22"/>
+          <w:szCs w:val="22"/>
+        </w:rPr>
+        <w:t>My profe</w:t>
+      </w:r>
+      <w:r>
+        <w:rPr>
+          <w:sz w:val="22"/>
+          <w:szCs w:val="22"/>
+        </w:rPr>
+        <w:t>s</w:t>
+      </w:r>
+      <w:r>
+        <w:rPr>
+          <w:sz w:val="22"/>
+          <w:szCs w:val="22"/>
+        </w:rPr>
+        <w:t>sional experience in sales and cust</w:t>
+      </w:r>
+      <w:r>
+        <w:rPr>
+          <w:sz w:val="22"/>
+          <w:szCs w:val="22"/>
+        </w:rPr>
+        <w:t>o</w:t>
+      </w:r>
+      <w:r>
+        <w:rPr>
+          <w:sz w:val="22"/>
+          <w:szCs w:val="22"/>
+        </w:rPr>
+        <w:t>mer service has provided me with valuable skills that extend beyond the commercial field. Working extensively with databases for year has given me a solid understanding of data management and the importance of structured information system. This hands-on experience whit real-world data  has been instrumental in my transition to software development, as it helped me understand the practical applications of progra</w:t>
+      </w:r>
+      <w:r>
+        <w:rPr>
+          <w:sz w:val="22"/>
+          <w:szCs w:val="22"/>
+        </w:rPr>
+        <w:t>m</w:t>
+      </w:r>
+      <w:r>
+        <w:rPr>
+          <w:sz w:val="22"/>
+          <w:szCs w:val="22"/>
+        </w:rPr>
+        <w:t>ming and database management.</w:t>
+      </w:r>
+    </w:p>
+    <w:p>
+      <w:pPr>
+        <w:pStyle w:val="Normal"/>
+        <w:bidi w:val="0"/>
+        <w:jc w:val="both"/>
+        <w:rPr>
+          <w:sz w:val="22"/>
+          <w:szCs w:val="22"/>
+        </w:rPr>
+      </w:pPr>
+      <w:r>
+        <w:rPr>
+          <w:sz w:val="22"/>
+          <w:szCs w:val="22"/>
+        </w:rPr>
+      </w:r>
+    </w:p>
+    <w:p>
+      <w:pPr>
+        <w:pStyle w:val="Normal"/>
+        <w:bidi w:val="0"/>
+        <w:jc w:val="both"/>
+        <w:rPr>
+          <w:sz w:val="22"/>
+          <w:szCs w:val="22"/>
+        </w:rPr>
+      </w:pPr>
+      <w:r>
+        <w:rPr>
+          <w:sz w:val="22"/>
+          <w:szCs w:val="22"/>
+        </w:rPr>
+        <w:t>Throughout my year in cust</w:t>
+      </w:r>
+      <w:r>
+        <w:rPr>
+          <w:sz w:val="22"/>
+          <w:szCs w:val="22"/>
+        </w:rPr>
+        <w:t>o</w:t>
+      </w:r>
+      <w:r>
+        <w:rPr>
+          <w:sz w:val="22"/>
+          <w:szCs w:val="22"/>
+        </w:rPr>
+        <w:t>mer service, I developed strong communication skill and the ability to understand client needs effectively. I have extensive experience in networking, which has taught me the value of building professional relationships and collaborating effectively with diverse team. These skills, combined with my technical knowledge, me me particularly well-suited for roles that require both technical expertise and interpersonal communication.</w:t>
+      </w:r>
+    </w:p>
+    <w:p>
+      <w:pPr>
+        <w:pStyle w:val="Normal"/>
+        <w:bidi w:val="0"/>
+        <w:jc w:val="both"/>
+        <w:rPr>
+          <w:sz w:val="22"/>
+          <w:szCs w:val="22"/>
+        </w:rPr>
+      </w:pPr>
+      <w:r>
+        <w:rPr>
+          <w:sz w:val="22"/>
+          <w:szCs w:val="22"/>
+        </w:rPr>
+      </w:r>
+    </w:p>
+    <w:p>
+      <w:pPr>
+        <w:pStyle w:val="Normal"/>
+        <w:bidi w:val="0"/>
+        <w:jc w:val="both"/>
+        <w:rPr>
+          <w:b/>
+          <w:bCs/>
+          <w:sz w:val="22"/>
+          <w:szCs w:val="22"/>
+        </w:rPr>
+      </w:pPr>
+      <w:r>
+        <w:rPr>
+          <w:b/>
+          <w:bCs/>
+          <w:sz w:val="22"/>
+          <w:szCs w:val="22"/>
+        </w:rPr>
+        <w:t>Technical Skills and Knowledge</w:t>
+      </w:r>
+    </w:p>
+    <w:p>
+      <w:pPr>
+        <w:pStyle w:val="Normal"/>
+        <w:bidi w:val="0"/>
+        <w:jc w:val="both"/>
+        <w:rPr>
+          <w:sz w:val="22"/>
+          <w:szCs w:val="22"/>
+        </w:rPr>
+      </w:pPr>
+      <w:r>
+        <w:rPr>
+          <w:sz w:val="22"/>
+          <w:szCs w:val="22"/>
+        </w:rPr>
+        <w:t xml:space="preserve">My technical journey began in 2021 when I started studying programming languages systematically. I have acquired theoretical and practical knowledge in Java, exploring its fundamental concepts and object-oriented programming principles. Additionally, I have worked with Node.js, gain experience in both backend and frontend development, which has given me a comprehensive understanding of full-stack development processes. </w:t>
+      </w:r>
+    </w:p>
+    <w:p>
+      <w:pPr>
+        <w:pStyle w:val="Normal"/>
+        <w:bidi w:val="0"/>
+        <w:jc w:val="both"/>
+        <w:rPr>
+          <w:sz w:val="22"/>
+          <w:szCs w:val="22"/>
+        </w:rPr>
+      </w:pPr>
+      <w:r>
+        <w:rPr>
+          <w:sz w:val="22"/>
+          <w:szCs w:val="22"/>
+        </w:rPr>
+        <w:t>I have also studie</w:t>
+      </w:r>
+      <w:r>
+        <w:rPr>
+          <w:sz w:val="22"/>
+          <w:szCs w:val="22"/>
+        </w:rPr>
+        <w:t>d</w:t>
+      </w:r>
+      <w:r>
+        <w:rPr>
+          <w:sz w:val="22"/>
+          <w:szCs w:val="22"/>
+        </w:rPr>
+        <w:t xml:space="preserve"> python and data management, which complement my previous experience with data bases. Currently, I am focused on learning C++, a language I find particularly exciting due to its power and versatility. I am passionate about Linux development and prefer working in this enviro</w:t>
+      </w:r>
+      <w:r>
+        <w:rPr>
+          <w:sz w:val="22"/>
+          <w:szCs w:val="22"/>
+        </w:rPr>
+        <w:t>n</w:t>
+      </w:r>
+      <w:r>
+        <w:rPr>
+          <w:sz w:val="22"/>
+          <w:szCs w:val="22"/>
+        </w:rPr>
+        <w:t xml:space="preserve">ment for its flexibility and robustness. </w:t>
+      </w:r>
+    </w:p>
+    <w:p>
+      <w:pPr>
+        <w:pStyle w:val="Normal"/>
+        <w:bidi w:val="0"/>
+        <w:jc w:val="both"/>
+        <w:rPr>
+          <w:sz w:val="22"/>
+          <w:szCs w:val="22"/>
+        </w:rPr>
+      </w:pPr>
+      <w:r>
+        <w:rPr>
+          <w:sz w:val="22"/>
+          <w:szCs w:val="22"/>
+        </w:rPr>
+      </w:r>
+    </w:p>
+    <w:p>
+      <w:pPr>
+        <w:pStyle w:val="Normal"/>
+        <w:bidi w:val="0"/>
+        <w:jc w:val="both"/>
+        <w:rPr>
+          <w:b/>
+          <w:bCs/>
+          <w:sz w:val="22"/>
+          <w:szCs w:val="22"/>
+        </w:rPr>
+      </w:pPr>
+      <w:r>
+        <w:rPr>
+          <w:b/>
+          <w:bCs/>
+          <w:sz w:val="22"/>
+          <w:szCs w:val="22"/>
+        </w:rPr>
+        <w:t>Strengths and Capabilities</w:t>
+      </w:r>
+    </w:p>
+    <w:p>
+      <w:pPr>
+        <w:pStyle w:val="Normal"/>
+        <w:bidi w:val="0"/>
+        <w:jc w:val="both"/>
+        <w:rPr>
+          <w:sz w:val="22"/>
+          <w:szCs w:val="22"/>
+        </w:rPr>
+      </w:pPr>
+      <w:r>
+        <w:rPr>
+          <w:sz w:val="22"/>
+          <w:szCs w:val="22"/>
+        </w:rPr>
+        <w:t>One of my key strengths is my ability to bridge the gap between technical development and client communication. My background in customer service has equipped me with excel</w:t>
+      </w:r>
+      <w:r>
+        <w:rPr>
+          <w:sz w:val="22"/>
+          <w:szCs w:val="22"/>
+        </w:rPr>
+        <w:t>l</w:t>
+      </w:r>
+      <w:r>
+        <w:rPr>
+          <w:sz w:val="22"/>
+          <w:szCs w:val="22"/>
+        </w:rPr>
+        <w:t>ent requirement elicitation skill, allowing me to understand what clients truly need and tran</w:t>
+      </w:r>
+      <w:r>
+        <w:rPr>
+          <w:sz w:val="22"/>
+          <w:szCs w:val="22"/>
+        </w:rPr>
+        <w:t>s</w:t>
+      </w:r>
+      <w:r>
+        <w:rPr>
+          <w:sz w:val="22"/>
+          <w:szCs w:val="22"/>
+        </w:rPr>
+        <w:t>late those needs into technical specifications. This is a crucial advantage in software development, where understanding user requirements accurately can make the difference between a successful project and a failed one.</w:t>
+      </w:r>
+    </w:p>
+    <w:p>
+      <w:pPr>
+        <w:pStyle w:val="Normal"/>
+        <w:bidi w:val="0"/>
+        <w:jc w:val="both"/>
+        <w:rPr>
+          <w:sz w:val="22"/>
+          <w:szCs w:val="22"/>
+        </w:rPr>
+      </w:pPr>
+      <w:r>
+        <w:rPr>
+          <w:sz w:val="22"/>
+          <w:szCs w:val="22"/>
+        </w:rPr>
+        <w:t xml:space="preserve">I am a natural leader and mentor. During my training period, I have actively manage and led learning spaces for my classmates, helping them understand complex concepts and overcome technical challenges in collaborative development environments. </w:t>
+      </w:r>
+    </w:p>
+    <w:p>
+      <w:pPr>
+        <w:pStyle w:val="Normal"/>
+        <w:bidi w:val="0"/>
+        <w:jc w:val="both"/>
+        <w:rPr>
+          <w:sz w:val="22"/>
+          <w:szCs w:val="22"/>
+        </w:rPr>
+      </w:pPr>
+      <w:r>
+        <w:rPr>
+          <w:sz w:val="22"/>
+          <w:szCs w:val="22"/>
+        </w:rPr>
+        <w:t>My analytical mindse</w:t>
+      </w:r>
+      <w:r>
+        <w:rPr>
+          <w:sz w:val="22"/>
+          <w:szCs w:val="22"/>
+        </w:rPr>
+        <w:t>t</w:t>
+      </w:r>
+      <w:r>
+        <w:rPr>
+          <w:sz w:val="22"/>
+          <w:szCs w:val="22"/>
+        </w:rPr>
+        <w:t>, developed trough years of working with data and databases, allows me to approach problems systematical</w:t>
+      </w:r>
+      <w:r>
+        <w:rPr>
+          <w:sz w:val="22"/>
+          <w:szCs w:val="22"/>
+        </w:rPr>
+        <w:t>ly and find effective solutions. I am working detail-oriented and committed writing clean, maintainable code that follow best practice and industry standards.</w:t>
+      </w:r>
+    </w:p>
+    <w:p>
+      <w:pPr>
+        <w:pStyle w:val="Normal"/>
+        <w:bidi w:val="0"/>
+        <w:jc w:val="both"/>
+        <w:rPr>
+          <w:sz w:val="22"/>
+          <w:szCs w:val="22"/>
+        </w:rPr>
+      </w:pPr>
+      <w:r>
+        <w:rPr>
+          <w:sz w:val="22"/>
+          <w:szCs w:val="22"/>
+        </w:rPr>
+      </w:r>
+    </w:p>
+    <w:p>
+      <w:pPr>
+        <w:pStyle w:val="Normal"/>
+        <w:bidi w:val="0"/>
+        <w:jc w:val="both"/>
+        <w:rPr>
+          <w:b/>
+          <w:bCs/>
+          <w:sz w:val="22"/>
+          <w:szCs w:val="22"/>
+        </w:rPr>
+      </w:pPr>
+      <w:r>
+        <w:rPr>
+          <w:b/>
+          <w:bCs/>
+          <w:sz w:val="22"/>
+          <w:szCs w:val="22"/>
+        </w:rPr>
+        <w:t>Career goals and Aspirations</w:t>
+      </w:r>
+    </w:p>
+    <w:p>
+      <w:pPr>
+        <w:pStyle w:val="Normal"/>
+        <w:bidi w:val="0"/>
+        <w:jc w:val="both"/>
+        <w:rPr>
+          <w:sz w:val="22"/>
+          <w:szCs w:val="22"/>
+        </w:rPr>
+      </w:pPr>
+      <w:r>
+        <w:rPr>
+          <w:sz w:val="22"/>
+          <w:szCs w:val="22"/>
+        </w:rPr>
+        <w:t xml:space="preserve">My primary goal is to specialize in a cross-platform programming language and master </w:t>
+      </w:r>
+      <w:r>
+        <w:rPr>
+          <w:sz w:val="22"/>
+          <w:szCs w:val="22"/>
+        </w:rPr>
+        <w:t xml:space="preserve">Object-Oriented Programming (POO) paradigm. I am particularly interested in backend development and software architecture, as I find the challenge of designing scalable and efficient system deeply rewarding. However, I remain open to opportunities that allow me to leverage my diverse skill set. I am actively seeking a professional opportunity that will allow me to gain hands-on programming experience, preferably in backend development or software architecture roles. I believe my combination of technical skills, customer service experience, and leadership abilities makes me a valuable asset to any development team. </w:t>
+      </w:r>
+    </w:p>
+    <w:p>
+      <w:pPr>
+        <w:pStyle w:val="Normal"/>
+        <w:bidi w:val="0"/>
+        <w:jc w:val="both"/>
+        <w:rPr>
+          <w:sz w:val="22"/>
+          <w:szCs w:val="22"/>
+        </w:rPr>
+      </w:pPr>
+      <w:r>
+        <w:rPr>
+          <w:sz w:val="22"/>
+          <w:szCs w:val="22"/>
+        </w:rPr>
+        <w:t>My experience in client communications give me a unique advantage in understanding project requirements and ensuring that the final product meets user expectation.</w:t>
+      </w:r>
+    </w:p>
+    <w:p>
+      <w:pPr>
+        <w:pStyle w:val="Normal"/>
+        <w:bidi w:val="0"/>
+        <w:jc w:val="both"/>
+        <w:rPr>
+          <w:sz w:val="22"/>
+          <w:szCs w:val="22"/>
+        </w:rPr>
+      </w:pPr>
+      <w:r>
+        <w:rPr>
+          <w:sz w:val="22"/>
+          <w:szCs w:val="22"/>
+        </w:rPr>
+      </w:r>
+    </w:p>
+    <w:p>
+      <w:pPr>
+        <w:pStyle w:val="Normal"/>
+        <w:bidi w:val="0"/>
+        <w:jc w:val="both"/>
+        <w:rPr>
+          <w:b/>
+          <w:bCs/>
+          <w:sz w:val="22"/>
+          <w:szCs w:val="22"/>
+        </w:rPr>
+      </w:pPr>
+      <w:r>
+        <w:rPr>
+          <w:b/>
+          <w:bCs/>
+          <w:sz w:val="22"/>
+          <w:szCs w:val="22"/>
+        </w:rPr>
+        <w:t>Conclusion</w:t>
+      </w:r>
+    </w:p>
+    <w:p>
+      <w:pPr>
+        <w:pStyle w:val="Normal"/>
+        <w:bidi w:val="0"/>
+        <w:jc w:val="both"/>
+        <w:rPr>
+          <w:sz w:val="22"/>
+          <w:szCs w:val="22"/>
+        </w:rPr>
+      </w:pPr>
+      <w:r>
+        <w:rPr>
+          <w:sz w:val="22"/>
+          <w:szCs w:val="22"/>
+        </w:rPr>
+        <w:t>I am motivated professional with a unique blend of commercial experience and growing technical experti</w:t>
+      </w:r>
+      <w:r>
+        <w:rPr>
+          <w:sz w:val="22"/>
+          <w:szCs w:val="22"/>
+        </w:rPr>
+        <w:t>s</w:t>
+      </w:r>
+      <w:r>
+        <w:rPr>
+          <w:sz w:val="22"/>
+          <w:szCs w:val="22"/>
+        </w:rPr>
+        <w:t>e. My transition from sales to software development demonstrate my adaptability, commitment to continuous learning, and passion for technology. I bring strong communication skills, leadership experience, and a solid foundation in multiples programming languages and development environments. I am ready to contribute to innovative projects and continue growing as a software developer in a dynamic an challenging enviro</w:t>
+      </w:r>
+      <w:r>
+        <w:rPr>
+          <w:sz w:val="22"/>
+          <w:szCs w:val="22"/>
+        </w:rPr>
+        <w:t>n</w:t>
+      </w:r>
+      <w:r>
+        <w:rPr>
+          <w:sz w:val="22"/>
+          <w:szCs w:val="22"/>
+        </w:rPr>
+        <w:t>ment.</w:t>
+      </w:r>
+    </w:p>
+    <w:p>
+      <w:pPr>
+        <w:pStyle w:val="Normal"/>
+        <w:bidi w:val="0"/>
+        <w:jc w:val="start"/>
+        <w:rPr>
+          <w:sz w:val="22"/>
+          <w:szCs w:val="22"/>
+        </w:rPr>
+      </w:pPr>
+      <w:r>
+        <w:rPr>
+          <w:sz w:val="22"/>
+          <w:szCs w:val="22"/>
+        </w:rPr>
+      </w:r>
+    </w:p>
+    <w:p>
+      <w:pPr>
+        <w:pStyle w:val="Normal"/>
+        <w:bidi w:val="0"/>
+        <w:jc w:val="start"/>
+        <w:rPr>
+          <w:sz w:val="22"/>
+          <w:szCs w:val="22"/>
+        </w:rPr>
+      </w:pPr>
+      <w:r>
+        <w:rPr>
+          <w:sz w:val="22"/>
+          <w:szCs w:val="22"/>
+        </w:rPr>
+      </w:r>
+    </w:p>
+    <w:p>
+      <w:pPr>
+        <w:pStyle w:val="Normal"/>
+        <w:bidi w:val="0"/>
+        <w:jc w:val="start"/>
+        <w:rPr>
+          <w:sz w:val="22"/>
+          <w:szCs w:val="22"/>
+        </w:rPr>
+      </w:pPr>
+      <w:r>
+        <w:rPr>
+          <w:sz w:val="22"/>
+          <w:szCs w:val="22"/>
+        </w:rPr>
+      </w:r>
+    </w:p>
+    <w:p>
+      <w:pPr>
+        <w:pStyle w:val="Normal"/>
+        <w:bidi w:val="0"/>
+        <w:jc w:val="start"/>
+        <w:rPr>
+          <w:sz w:val="22"/>
+          <w:szCs w:val="22"/>
+        </w:rPr>
+      </w:pPr>
+      <w:r>
+        <w:rPr>
+          <w:sz w:val="22"/>
+          <w:szCs w:val="22"/>
+        </w:rPr>
+      </w:r>
+    </w:p>
+    <w:p>
+      <w:pPr>
+        <w:pStyle w:val="Normal"/>
+        <w:bidi w:val="0"/>
+        <w:jc w:val="start"/>
+        <w:rPr>
+          <w:sz w:val="22"/>
+          <w:szCs w:val="22"/>
+        </w:rPr>
+      </w:pPr>
+      <w:r>
+        <w:rPr>
+          <w:sz w:val="22"/>
+          <w:szCs w:val="22"/>
+        </w:rPr>
+      </w:r>
+    </w:p>
+    <w:p>
+      <w:pPr>
+        <w:pStyle w:val="Normal"/>
+        <w:bidi w:val="0"/>
+        <w:jc w:val="start"/>
+        <w:rPr>
+          <w:sz w:val="22"/>
+          <w:szCs w:val="22"/>
+        </w:rPr>
+      </w:pPr>
+      <w:r>
+        <w:rPr>
+          <w:sz w:val="22"/>
+          <w:szCs w:val="22"/>
+        </w:rPr>
+      </w:r>
+    </w:p>
+    <w:p>
+      <w:pPr>
+        <w:pStyle w:val="Normal"/>
+        <w:bidi w:val="0"/>
+        <w:jc w:val="start"/>
+        <w:rPr>
+          <w:sz w:val="22"/>
+          <w:szCs w:val="22"/>
+        </w:rPr>
+      </w:pPr>
+      <w:r>
+        <w:rPr>
+          <w:sz w:val="22"/>
+          <w:szCs w:val="22"/>
+        </w:rPr>
+      </w:r>
+    </w:p>
+    <w:p>
+      <w:pPr>
+        <w:pStyle w:val="Normal"/>
+        <w:bidi w:val="0"/>
+        <w:jc w:val="start"/>
+        <w:rPr>
+          <w:sz w:val="22"/>
+          <w:szCs w:val="22"/>
+        </w:rPr>
+      </w:pPr>
+      <w:r>
+        <w:rPr>
+          <w:sz w:val="22"/>
+          <w:szCs w:val="22"/>
+        </w:rPr>
+      </w:r>
+    </w:p>
+    <w:p>
+      <w:pPr>
+        <w:pStyle w:val="Normal"/>
+        <w:bidi w:val="0"/>
+        <w:jc w:val="start"/>
+        <w:rPr>
+          <w:sz w:val="22"/>
+          <w:szCs w:val="22"/>
+        </w:rPr>
+      </w:pPr>
+      <w:r>
+        <w:rPr>
+          <w:sz w:val="22"/>
+          <w:szCs w:val="22"/>
+        </w:rPr>
+      </w:r>
+    </w:p>
+    <w:p>
+      <w:pPr>
+        <w:pStyle w:val="Normal"/>
+        <w:bidi w:val="0"/>
+        <w:jc w:val="start"/>
+        <w:rPr>
+          <w:sz w:val="22"/>
+          <w:szCs w:val="22"/>
+        </w:rPr>
+      </w:pPr>
+      <w:r>
+        <w:rPr>
+          <w:sz w:val="22"/>
+          <w:szCs w:val="22"/>
+        </w:rPr>
+      </w:r>
+    </w:p>
+    <w:p>
+      <w:pPr>
+        <w:pStyle w:val="Normal"/>
+        <w:bidi w:val="0"/>
+        <w:jc w:val="start"/>
+        <w:rPr>
+          <w:sz w:val="22"/>
+          <w:szCs w:val="22"/>
+        </w:rPr>
+      </w:pPr>
+      <w:r>
+        <w:rPr>
+          <w:sz w:val="22"/>
+          <w:szCs w:val="22"/>
+        </w:rPr>
+      </w:r>
+    </w:p>
+    <w:p>
+      <w:pPr>
+        <w:pStyle w:val="Normal"/>
+        <w:bidi w:val="0"/>
+        <w:jc w:val="start"/>
+        <w:rPr>
+          <w:sz w:val="22"/>
+          <w:szCs w:val="22"/>
+        </w:rPr>
+      </w:pPr>
+      <w:r>
+        <w:rPr>
+          <w:sz w:val="22"/>
+          <w:szCs w:val="22"/>
+        </w:rPr>
       </w:r>
     </w:p>
     <w:sectPr>
